--- a/ActividadesJAVA/out/production/ActividadesCirinoITL---Estructura-de-Datos/Entregables/Actividad_40/ADTListaOverview.docx
+++ b/ActividadesJAVA/out/production/ActividadesCirinoITL---Estructura-de-Datos/Entregables/Actividad_40/ADTListaOverview.docx
@@ -2,6 +2,132 @@
 <file path=word/document.xml><?xml version="1.0" encoding="utf-8"?>
 <w:document xmlns:wpc="http://schemas.microsoft.com/office/word/2010/wordprocessingCanvas" xmlns:cx="http://schemas.microsoft.com/office/drawing/2014/chartex" xmlns:cx1="http://schemas.microsoft.com/office/drawing/2015/9/8/chartex" xmlns:cx2="http://schemas.microsoft.com/office/drawing/2015/10/21/chartex" xmlns:cx3="http://schemas.microsoft.com/office/drawing/2016/5/9/chartex" xmlns:cx4="http://schemas.microsoft.com/office/drawing/2016/5/10/chartex" xmlns:cx5="http://schemas.microsoft.com/office/drawing/2016/5/11/chartex" xmlns:cx6="http://schemas.microsoft.com/office/drawing/2016/5/12/chartex" xmlns:cx7="http://schemas.microsoft.com/office/drawing/2016/5/13/chartex" xmlns:cx8="http://schemas.microsoft.com/office/drawing/2016/5/14/chartex" xmlns:mc="http://schemas.openxmlformats.org/markup-compatibility/2006" xmlns:aink="http://schemas.microsoft.com/office/drawing/2016/ink" xmlns:am3d="http://schemas.microsoft.com/office/drawing/2017/model3d" xmlns:o="urn:schemas-microsoft-com:office:office" xmlns:oel="http://schemas.microsoft.com/office/2019/extlst" xmlns:r="http://schemas.openxmlformats.org/officeDocument/2006/relationships" xmlns:m="http://schemas.openxmlformats.org/officeDocument/2006/math" xmlns:v="urn:schemas-microsoft-com:vml" xmlns:wp14="http://schemas.microsoft.com/office/word/2010/wordprocessingDrawing" xmlns:wp="http://schemas.openxmlformats.org/drawingml/2006/wordprocessingDrawing" xmlns:w10="urn:schemas-microsoft-com:office:word" xmlns:w="http://schemas.openxmlformats.org/wordprocessingml/2006/main" xmlns:w14="http://schemas.microsoft.com/office/word/2010/wordml" xmlns:w15="http://schemas.microsoft.com/office/word/2012/wordml" xmlns:w16cex="http://schemas.microsoft.com/office/word/2018/wordml/cex" xmlns:w16cid="http://schemas.microsoft.com/office/word/2016/wordml/cid" xmlns:w16="http://schemas.microsoft.com/office/word/2018/wordml" xmlns:w16du="http://schemas.microsoft.com/office/word/2023/wordml/word16du" xmlns:w16sdtdh="http://schemas.microsoft.com/office/word/2020/wordml/sdtdatahash" xmlns:w16sdtfl="http://schemas.microsoft.com/office/word/2024/wordml/sdtformatlock" xmlns:w16se="http://schemas.microsoft.com/office/word/2015/wordml/symex" xmlns:wpg="http://schemas.microsoft.com/office/word/2010/wordprocessingGroup" xmlns:wpi="http://schemas.microsoft.com/office/word/2010/wordprocessingInk" xmlns:wne="http://schemas.microsoft.com/office/word/2006/wordml" xmlns:wps="http://schemas.microsoft.com/office/word/2010/wordprocessingShape" mc:Ignorable="w14 w15 w16se w16cid w16 w16cex w16sdtdh w16sdtfl w16du wp14">
   <w:body>
+    <w:p>
+      <w:pPr>
+        <w:rPr>
+          <w:sz w:val="20"/>
+          <w:szCs w:val="20"/>
+        </w:rPr>
+      </w:pPr>
+      <w:r>
+        <w:rPr>
+          <w:sz w:val="20"/>
+          <w:szCs w:val="20"/>
+        </w:rPr>
+        <w:t>/*</w:t>
+      </w:r>
+      <w:r>
+        <w:rPr>
+          <w:sz w:val="20"/>
+          <w:szCs w:val="20"/>
+        </w:rPr>
+        <w:br/>
+        <w:t>Tecnológico Nacional de México</w:t>
+      </w:r>
+      <w:r>
+        <w:rPr>
+          <w:sz w:val="20"/>
+          <w:szCs w:val="20"/>
+        </w:rPr>
+        <w:br/>
+        <w:t>Instituto Tecnológico de León</w:t>
+      </w:r>
+      <w:r>
+        <w:rPr>
+          <w:sz w:val="20"/>
+          <w:szCs w:val="20"/>
+        </w:rPr>
+        <w:br/>
+        <w:t>Ingeniería en Sistemas Computacionales</w:t>
+      </w:r>
+      <w:r>
+        <w:rPr>
+          <w:sz w:val="20"/>
+          <w:szCs w:val="20"/>
+        </w:rPr>
+        <w:br/>
+        <w:t>Estructuras de datos</w:t>
+      </w:r>
+      <w:r>
+        <w:rPr>
+          <w:sz w:val="20"/>
+          <w:szCs w:val="20"/>
+        </w:rPr>
+        <w:br/>
+      </w:r>
+      <w:proofErr w:type="gramStart"/>
+      <w:r>
+        <w:rPr>
+          <w:sz w:val="20"/>
+          <w:szCs w:val="20"/>
+        </w:rPr>
+        <w:t>Lunes</w:t>
+      </w:r>
+      <w:proofErr w:type="gramEnd"/>
+      <w:r>
+        <w:rPr>
+          <w:sz w:val="20"/>
+          <w:szCs w:val="20"/>
+        </w:rPr>
+        <w:t xml:space="preserve"> y </w:t>
+      </w:r>
+      <w:proofErr w:type="spellStart"/>
+      <w:r>
+        <w:rPr>
+          <w:sz w:val="20"/>
+          <w:szCs w:val="20"/>
+        </w:rPr>
+        <w:t>miercoles</w:t>
+      </w:r>
+      <w:proofErr w:type="spellEnd"/>
+      <w:r>
+        <w:rPr>
+          <w:sz w:val="20"/>
+          <w:szCs w:val="20"/>
+        </w:rPr>
+        <w:t xml:space="preserve"> 7:00 a 8:45</w:t>
+      </w:r>
+      <w:r>
+        <w:rPr>
+          <w:sz w:val="20"/>
+          <w:szCs w:val="20"/>
+        </w:rPr>
+        <w:br/>
+        <w:t>viernes 7:00 a 7:50</w:t>
+      </w:r>
+      <w:r>
+        <w:rPr>
+          <w:sz w:val="20"/>
+          <w:szCs w:val="20"/>
+        </w:rPr>
+        <w:br/>
+        <w:t>Alumno: Villagomez Magaña Maximo Javier</w:t>
+      </w:r>
+      <w:r>
+        <w:rPr>
+          <w:sz w:val="20"/>
+          <w:szCs w:val="20"/>
+        </w:rPr>
+        <w:br/>
+        <w:t>Tarea 40</w:t>
+      </w:r>
+      <w:r>
+        <w:rPr>
+          <w:sz w:val="20"/>
+          <w:szCs w:val="20"/>
+        </w:rPr>
+        <w:br/>
+        <w:t>Fecha: 27/5/2026</w:t>
+      </w:r>
+      <w:r>
+        <w:rPr>
+          <w:sz w:val="20"/>
+          <w:szCs w:val="20"/>
+        </w:rPr>
+        <w:br/>
+        <w:t>*/</w:t>
+      </w:r>
+    </w:p>
     <w:tbl>
       <w:tblPr>
         <w:tblStyle w:val="TableGridLight"/>
@@ -9,9 +135,9 @@
         <w:tblLook w:val="04A0" w:firstRow="1" w:lastRow="0" w:firstColumn="1" w:lastColumn="0" w:noHBand="0" w:noVBand="1"/>
       </w:tblPr>
       <w:tblGrid>
-        <w:gridCol w:w="1967"/>
-        <w:gridCol w:w="5477"/>
-        <w:gridCol w:w="1906"/>
+        <w:gridCol w:w="1905"/>
+        <w:gridCol w:w="5415"/>
+        <w:gridCol w:w="2030"/>
       </w:tblGrid>
       <w:tr>
         <w:tc>
@@ -63,21 +189,17 @@
             <w:pPr>
               <w:rPr>
                 <w:rFonts w:ascii="Arial" w:hAnsi="Arial" w:cs="Arial"/>
-                <w:b/>
-                <w:bCs/>
-                <w:sz w:val="20"/>
-                <w:szCs w:val="20"/>
-              </w:rPr>
-            </w:pPr>
-            <w:r>
-              <w:rPr>
-                <w:rFonts w:ascii="Arial" w:hAnsi="Arial" w:cs="Arial"/>
-                <w:b/>
-                <w:bCs/>
-                <w:sz w:val="20"/>
-                <w:szCs w:val="20"/>
-              </w:rPr>
-              <w:t>La estructura de datos Lista almacena y manipula una colección de elementos manteniendo un orden estricto (índices). A diferencia de los conjuntos, las listas permiten elementos duplicados y el orden de inserción es vital. La lista crece o se reduce dinámicamente según las operaciones que se realicen.</w:t>
+                <w:sz w:val="20"/>
+                <w:szCs w:val="20"/>
+              </w:rPr>
+            </w:pPr>
+            <w:r>
+              <w:rPr>
+                <w:rFonts w:ascii="Arial" w:hAnsi="Arial" w:cs="Arial"/>
+                <w:sz w:val="20"/>
+                <w:szCs w:val="20"/>
+              </w:rPr>
+              <w:t>El ADT Lista es una colección ordenada y secuencial de elementos donde cada valor está asociado a una posición (índice) específica. Su propósito principal es almacenar y gestionar datos de forma dinámica. A diferencia de un arreglo estático tradicional, esta estructura permite insertar, eliminar o consultar elementos en cualquier punto de la colección, encargándose automáticamente de desplazar los demás elementos para evitar huecos y mantener la secuencia intacta.</w:t>
             </w:r>
           </w:p>
         </w:tc>
@@ -99,6 +221,211 @@
                 <w:szCs w:val="20"/>
               </w:rPr>
             </w:pPr>
+          </w:p>
+        </w:tc>
+      </w:tr>
+      <w:tr>
+        <w:tc>
+          <w:tcPr>
+            <w:tcW w:w="0" w:type="auto"/>
+            <w:gridSpan w:val="3"/>
+            <w:shd w:val="clear" w:color="auto" w:fill="ADADAD" w:themeFill="background2" w:themeFillShade="BF"/>
+          </w:tcPr>
+          <w:p>
+            <w:pPr>
+              <w:rPr>
+                <w:rFonts w:ascii="Arial" w:hAnsi="Arial" w:cs="Arial"/>
+                <w:b/>
+                <w:bCs/>
+                <w:sz w:val="20"/>
+                <w:szCs w:val="20"/>
+              </w:rPr>
+            </w:pPr>
+            <w:r>
+              <w:rPr>
+                <w:rFonts w:ascii="Arial" w:hAnsi="Arial" w:cs="Arial"/>
+                <w:b/>
+                <w:bCs/>
+                <w:sz w:val="20"/>
+                <w:szCs w:val="20"/>
+              </w:rPr>
+              <w:t>AXIOMAS</w:t>
+            </w:r>
+          </w:p>
+        </w:tc>
+      </w:tr>
+      <w:tr>
+        <w:tc>
+          <w:tcPr>
+            <w:tcW w:w="0" w:type="auto"/>
+            <w:shd w:val="clear" w:color="auto" w:fill="D1D1D1" w:themeFill="background2" w:themeFillShade="E6"/>
+          </w:tcPr>
+          <w:p>
+            <w:pPr>
+              <w:rPr>
+                <w:rFonts w:ascii="Arial" w:hAnsi="Arial" w:cs="Arial"/>
+                <w:b/>
+                <w:bCs/>
+                <w:sz w:val="20"/>
+                <w:szCs w:val="20"/>
+              </w:rPr>
+            </w:pPr>
+            <w:r>
+              <w:rPr>
+                <w:rFonts w:ascii="Arial" w:hAnsi="Arial" w:cs="Arial"/>
+                <w:b/>
+                <w:bCs/>
+                <w:sz w:val="20"/>
+                <w:szCs w:val="20"/>
+              </w:rPr>
+              <w:t>Axioma</w:t>
+            </w:r>
+          </w:p>
+        </w:tc>
+        <w:tc>
+          <w:tcPr>
+            <w:tcW w:w="0" w:type="auto"/>
+            <w:gridSpan w:val="2"/>
+            <w:shd w:val="clear" w:color="auto" w:fill="D1D1D1" w:themeFill="background2" w:themeFillShade="E6"/>
+          </w:tcPr>
+          <w:p>
+            <w:pPr>
+              <w:rPr>
+                <w:rFonts w:ascii="Arial" w:hAnsi="Arial" w:cs="Arial"/>
+                <w:b/>
+                <w:bCs/>
+                <w:sz w:val="20"/>
+                <w:szCs w:val="20"/>
+              </w:rPr>
+            </w:pPr>
+            <w:proofErr w:type="spellStart"/>
+            <w:r>
+              <w:rPr>
+                <w:rFonts w:ascii="Arial" w:hAnsi="Arial" w:cs="Arial"/>
+                <w:b/>
+                <w:bCs/>
+                <w:sz w:val="20"/>
+                <w:szCs w:val="20"/>
+              </w:rPr>
+              <w:t>Descripcion</w:t>
+            </w:r>
+            <w:proofErr w:type="spellEnd"/>
+          </w:p>
+        </w:tc>
+      </w:tr>
+      <w:tr>
+        <w:tc>
+          <w:tcPr>
+            <w:tcW w:w="0" w:type="auto"/>
+          </w:tcPr>
+          <w:p>
+            <w:pPr>
+              <w:rPr>
+                <w:rFonts w:ascii="Arial" w:hAnsi="Arial" w:cs="Arial"/>
+                <w:sz w:val="20"/>
+                <w:szCs w:val="20"/>
+              </w:rPr>
+            </w:pPr>
+            <w:r>
+              <w:rPr>
+                <w:rFonts w:ascii="Arial" w:hAnsi="Arial" w:cs="Arial"/>
+                <w:sz w:val="20"/>
+                <w:szCs w:val="20"/>
+              </w:rPr>
+              <w:t>Head</w:t>
+            </w:r>
+          </w:p>
+        </w:tc>
+        <w:tc>
+          <w:tcPr>
+            <w:tcW w:w="0" w:type="auto"/>
+            <w:gridSpan w:val="2"/>
+          </w:tcPr>
+          <w:p>
+            <w:pPr>
+              <w:rPr>
+                <w:rFonts w:ascii="Arial" w:hAnsi="Arial" w:cs="Arial"/>
+                <w:b/>
+                <w:bCs/>
+                <w:sz w:val="20"/>
+                <w:szCs w:val="20"/>
+              </w:rPr>
+            </w:pPr>
+            <w:r>
+              <w:rPr>
+                <w:rFonts w:ascii="Arial" w:hAnsi="Arial" w:cs="Arial"/>
+                <w:sz w:val="20"/>
+                <w:szCs w:val="20"/>
+              </w:rPr>
+              <w:t>Funciona como la cabeza de la lista</w:t>
+            </w:r>
+          </w:p>
+        </w:tc>
+      </w:tr>
+      <w:tr>
+        <w:tc>
+          <w:tcPr>
+            <w:tcW w:w="0" w:type="auto"/>
+          </w:tcPr>
+          <w:p>
+            <w:pPr>
+              <w:rPr>
+                <w:rFonts w:ascii="Arial" w:hAnsi="Arial" w:cs="Arial"/>
+                <w:sz w:val="20"/>
+                <w:szCs w:val="20"/>
+              </w:rPr>
+            </w:pPr>
+            <w:r>
+              <w:rPr>
+                <w:rFonts w:ascii="Arial" w:hAnsi="Arial" w:cs="Arial"/>
+                <w:sz w:val="20"/>
+                <w:szCs w:val="20"/>
+              </w:rPr>
+              <w:t>Size</w:t>
+            </w:r>
+          </w:p>
+        </w:tc>
+        <w:tc>
+          <w:tcPr>
+            <w:tcW w:w="0" w:type="auto"/>
+            <w:gridSpan w:val="2"/>
+          </w:tcPr>
+          <w:p>
+            <w:pPr>
+              <w:rPr>
+                <w:rFonts w:ascii="Arial" w:hAnsi="Arial" w:cs="Arial"/>
+                <w:sz w:val="20"/>
+                <w:szCs w:val="20"/>
+              </w:rPr>
+            </w:pPr>
+            <w:r>
+              <w:rPr>
+                <w:rFonts w:ascii="Arial" w:hAnsi="Arial" w:cs="Arial"/>
+                <w:sz w:val="20"/>
+                <w:szCs w:val="20"/>
+              </w:rPr>
+              <w:t>Guarda el tamaño de la lista</w:t>
+            </w:r>
+          </w:p>
+        </w:tc>
+      </w:tr>
+      <w:tr>
+        <w:tc>
+          <w:tcPr>
+            <w:tcW w:w="0" w:type="auto"/>
+            <w:gridSpan w:val="3"/>
+            <w:shd w:val="clear" w:color="auto" w:fill="ADADAD" w:themeFill="background2" w:themeFillShade="BF"/>
+          </w:tcPr>
+          <w:p>
+            <w:pPr>
+              <w:rPr>
+                <w:rFonts w:ascii="Arial" w:hAnsi="Arial" w:cs="Arial"/>
+                <w:b/>
+                <w:bCs/>
+                <w:sz w:val="20"/>
+                <w:szCs w:val="20"/>
+              </w:rPr>
+            </w:pPr>
             <w:r>
               <w:rPr>
                 <w:rFonts w:ascii="Arial" w:hAnsi="Arial" w:cs="Arial"/>
@@ -464,18 +791,20 @@
               <w:spacing w:after="160" w:line="259" w:lineRule="auto"/>
               <w:rPr>
                 <w:rFonts w:ascii="Arial" w:hAnsi="Arial" w:cs="Arial"/>
-                <w:sz w:val="20"/>
-                <w:szCs w:val="20"/>
-              </w:rPr>
-            </w:pPr>
-            <w:r>
-              <w:rPr>
-                <w:rFonts w:ascii="Arial" w:hAnsi="Arial" w:cs="Arial"/>
                 <w:b/>
                 <w:bCs/>
                 <w:sz w:val="20"/>
                 <w:szCs w:val="20"/>
               </w:rPr>
+            </w:pPr>
+            <w:r>
+              <w:rPr>
+                <w:rFonts w:ascii="Arial" w:hAnsi="Arial" w:cs="Arial"/>
+                <w:b/>
+                <w:bCs/>
+                <w:sz w:val="20"/>
+                <w:szCs w:val="20"/>
+              </w:rPr>
               <w:t>ACCESO Y MODIFICACIÓN</w:t>
             </w:r>
           </w:p>
@@ -799,14 +1128,16 @@
                 <w:szCs w:val="20"/>
               </w:rPr>
             </w:pPr>
-            <w:r>
-              <w:rPr>
-                <w:rFonts w:ascii="Arial" w:hAnsi="Arial" w:cs="Arial"/>
-                <w:sz w:val="20"/>
-                <w:szCs w:val="20"/>
-              </w:rPr>
-              <w:t>set</w:t>
-            </w:r>
+            <w:proofErr w:type="spellStart"/>
+            <w:r>
+              <w:rPr>
+                <w:rFonts w:ascii="Arial" w:hAnsi="Arial" w:cs="Arial"/>
+                <w:sz w:val="20"/>
+                <w:szCs w:val="20"/>
+              </w:rPr>
+              <w:t>get</w:t>
+            </w:r>
+            <w:proofErr w:type="spellEnd"/>
           </w:p>
         </w:tc>
         <w:tc>
@@ -829,7 +1160,7 @@
                 <w:sz w:val="20"/>
                 <w:szCs w:val="20"/>
               </w:rPr>
-              <w:t>Reemplaza o sobrescribe el elemento que se encuentra en un índice específico.</w:t>
+              <w:t>Retorna el valor del elemento en el índice solicitado sin sacarlo de la lista.</w:t>
             </w:r>
           </w:p>
         </w:tc>
@@ -847,6 +1178,14 @@
                 <w:szCs w:val="20"/>
               </w:rPr>
             </w:pPr>
+            <w:r>
+              <w:rPr>
+                <w:rFonts w:ascii="Arial" w:hAnsi="Arial" w:cs="Arial"/>
+                <w:sz w:val="20"/>
+                <w:szCs w:val="20"/>
+              </w:rPr>
+              <w:t xml:space="preserve">x = </w:t>
+            </w:r>
             <w:proofErr w:type="spellStart"/>
             <w:proofErr w:type="gramStart"/>
             <w:r>
@@ -855,7 +1194,7 @@
                 <w:sz w:val="20"/>
                 <w:szCs w:val="20"/>
               </w:rPr>
-              <w:t>L.set</w:t>
+              <w:t>L.get</w:t>
             </w:r>
             <w:proofErr w:type="spellEnd"/>
             <w:r>
@@ -873,440 +1212,7 @@
                 <w:sz w:val="20"/>
                 <w:szCs w:val="20"/>
               </w:rPr>
-              <w:t>0, "B");</w:t>
-            </w:r>
-          </w:p>
-        </w:tc>
-      </w:tr>
-      <w:tr>
-        <w:tc>
-          <w:tcPr>
-            <w:tcW w:w="0" w:type="auto"/>
-            <w:hideMark/>
-          </w:tcPr>
-          <w:p>
-            <w:pPr>
-              <w:spacing w:after="160" w:line="259" w:lineRule="auto"/>
-              <w:rPr>
-                <w:rFonts w:ascii="Arial" w:hAnsi="Arial" w:cs="Arial"/>
-                <w:sz w:val="20"/>
-                <w:szCs w:val="20"/>
-              </w:rPr>
-            </w:pPr>
-            <w:proofErr w:type="spellStart"/>
-            <w:r>
-              <w:rPr>
-                <w:rFonts w:ascii="Arial" w:hAnsi="Arial" w:cs="Arial"/>
-                <w:sz w:val="20"/>
-                <w:szCs w:val="20"/>
-              </w:rPr>
-              <w:t>get</w:t>
-            </w:r>
-            <w:proofErr w:type="spellEnd"/>
-          </w:p>
-        </w:tc>
-        <w:tc>
-          <w:tcPr>
-            <w:tcW w:w="0" w:type="auto"/>
-            <w:hideMark/>
-          </w:tcPr>
-          <w:p>
-            <w:pPr>
-              <w:spacing w:after="160" w:line="259" w:lineRule="auto"/>
-              <w:rPr>
-                <w:rFonts w:ascii="Arial" w:hAnsi="Arial" w:cs="Arial"/>
-                <w:sz w:val="20"/>
-                <w:szCs w:val="20"/>
-              </w:rPr>
-            </w:pPr>
-            <w:r>
-              <w:rPr>
-                <w:rFonts w:ascii="Arial" w:hAnsi="Arial" w:cs="Arial"/>
-                <w:sz w:val="20"/>
-                <w:szCs w:val="20"/>
-              </w:rPr>
-              <w:t>Retorna el valor del elemento en el índice solicitado sin sacarlo de la lista.</w:t>
-            </w:r>
-          </w:p>
-        </w:tc>
-        <w:tc>
-          <w:tcPr>
-            <w:tcW w:w="0" w:type="auto"/>
-            <w:hideMark/>
-          </w:tcPr>
-          <w:p>
-            <w:pPr>
-              <w:spacing w:after="160" w:line="259" w:lineRule="auto"/>
-              <w:rPr>
-                <w:rFonts w:ascii="Arial" w:hAnsi="Arial" w:cs="Arial"/>
-                <w:sz w:val="20"/>
-                <w:szCs w:val="20"/>
-              </w:rPr>
-            </w:pPr>
-            <w:r>
-              <w:rPr>
-                <w:rFonts w:ascii="Arial" w:hAnsi="Arial" w:cs="Arial"/>
-                <w:sz w:val="20"/>
-                <w:szCs w:val="20"/>
-              </w:rPr>
-              <w:t xml:space="preserve">x = </w:t>
-            </w:r>
-            <w:proofErr w:type="spellStart"/>
-            <w:proofErr w:type="gramStart"/>
-            <w:r>
-              <w:rPr>
-                <w:rFonts w:ascii="Arial" w:hAnsi="Arial" w:cs="Arial"/>
-                <w:sz w:val="20"/>
-                <w:szCs w:val="20"/>
-              </w:rPr>
-              <w:t>L.get</w:t>
-            </w:r>
-            <w:proofErr w:type="spellEnd"/>
-            <w:r>
-              <w:rPr>
-                <w:rFonts w:ascii="Arial" w:hAnsi="Arial" w:cs="Arial"/>
-                <w:sz w:val="20"/>
-                <w:szCs w:val="20"/>
-              </w:rPr>
-              <w:t>(</w:t>
-            </w:r>
-            <w:proofErr w:type="gramEnd"/>
-            <w:r>
-              <w:rPr>
-                <w:rFonts w:ascii="Arial" w:hAnsi="Arial" w:cs="Arial"/>
-                <w:sz w:val="20"/>
-                <w:szCs w:val="20"/>
-              </w:rPr>
               <w:t>0);</w:t>
-            </w:r>
-          </w:p>
-        </w:tc>
-      </w:tr>
-      <w:tr>
-        <w:tc>
-          <w:tcPr>
-            <w:tcW w:w="0" w:type="auto"/>
-            <w:gridSpan w:val="3"/>
-            <w:shd w:val="clear" w:color="auto" w:fill="ADADAD" w:themeFill="background2" w:themeFillShade="BF"/>
-            <w:hideMark/>
-          </w:tcPr>
-          <w:p>
-            <w:pPr>
-              <w:spacing w:after="160" w:line="259" w:lineRule="auto"/>
-              <w:rPr>
-                <w:rFonts w:ascii="Arial" w:hAnsi="Arial" w:cs="Arial"/>
-                <w:sz w:val="20"/>
-                <w:szCs w:val="20"/>
-              </w:rPr>
-            </w:pPr>
-            <w:r>
-              <w:rPr>
-                <w:rFonts w:ascii="Arial" w:hAnsi="Arial" w:cs="Arial"/>
-                <w:b/>
-                <w:bCs/>
-                <w:sz w:val="20"/>
-                <w:szCs w:val="20"/>
-              </w:rPr>
-              <w:t>OPERADORES</w:t>
-            </w:r>
-          </w:p>
-        </w:tc>
-      </w:tr>
-      <w:tr>
-        <w:tc>
-          <w:tcPr>
-            <w:tcW w:w="0" w:type="auto"/>
-            <w:shd w:val="clear" w:color="auto" w:fill="D1D1D1" w:themeFill="background2" w:themeFillShade="E6"/>
-          </w:tcPr>
-          <w:p>
-            <w:pPr>
-              <w:rPr>
-                <w:rFonts w:ascii="Arial" w:hAnsi="Arial" w:cs="Arial"/>
-                <w:sz w:val="20"/>
-                <w:szCs w:val="20"/>
-              </w:rPr>
-            </w:pPr>
-            <w:r>
-              <w:rPr>
-                <w:rFonts w:ascii="Arial" w:hAnsi="Arial" w:cs="Arial"/>
-                <w:b/>
-                <w:bCs/>
-                <w:sz w:val="20"/>
-                <w:szCs w:val="20"/>
-              </w:rPr>
-              <w:t>Operación</w:t>
-            </w:r>
-          </w:p>
-        </w:tc>
-        <w:tc>
-          <w:tcPr>
-            <w:tcW w:w="0" w:type="auto"/>
-            <w:shd w:val="clear" w:color="auto" w:fill="D1D1D1" w:themeFill="background2" w:themeFillShade="E6"/>
-          </w:tcPr>
-          <w:p>
-            <w:pPr>
-              <w:rPr>
-                <w:rFonts w:ascii="Arial" w:hAnsi="Arial" w:cs="Arial"/>
-                <w:sz w:val="20"/>
-                <w:szCs w:val="20"/>
-              </w:rPr>
-            </w:pPr>
-            <w:r>
-              <w:rPr>
-                <w:rFonts w:ascii="Arial" w:hAnsi="Arial" w:cs="Arial"/>
-                <w:b/>
-                <w:bCs/>
-                <w:sz w:val="20"/>
-                <w:szCs w:val="20"/>
-              </w:rPr>
-              <w:t>Descripción</w:t>
-            </w:r>
-          </w:p>
-        </w:tc>
-        <w:tc>
-          <w:tcPr>
-            <w:tcW w:w="0" w:type="auto"/>
-            <w:shd w:val="clear" w:color="auto" w:fill="D1D1D1" w:themeFill="background2" w:themeFillShade="E6"/>
-          </w:tcPr>
-          <w:p>
-            <w:pPr>
-              <w:rPr>
-                <w:rFonts w:ascii="Arial" w:hAnsi="Arial" w:cs="Arial"/>
-                <w:sz w:val="20"/>
-                <w:szCs w:val="20"/>
-              </w:rPr>
-            </w:pPr>
-            <w:r>
-              <w:rPr>
-                <w:rFonts w:ascii="Arial" w:hAnsi="Arial" w:cs="Arial"/>
-                <w:b/>
-                <w:bCs/>
-                <w:sz w:val="20"/>
-                <w:szCs w:val="20"/>
-              </w:rPr>
-              <w:t>Ejemplo</w:t>
-            </w:r>
-          </w:p>
-        </w:tc>
-      </w:tr>
-      <w:tr>
-        <w:tc>
-          <w:tcPr>
-            <w:tcW w:w="0" w:type="auto"/>
-            <w:hideMark/>
-          </w:tcPr>
-          <w:p>
-            <w:pPr>
-              <w:spacing w:after="160" w:line="259" w:lineRule="auto"/>
-              <w:rPr>
-                <w:rFonts w:ascii="Arial" w:hAnsi="Arial" w:cs="Arial"/>
-                <w:sz w:val="20"/>
-                <w:szCs w:val="20"/>
-              </w:rPr>
-            </w:pPr>
-            <w:r>
-              <w:rPr>
-                <w:rFonts w:ascii="Arial" w:hAnsi="Arial" w:cs="Arial"/>
-                <w:sz w:val="20"/>
-                <w:szCs w:val="20"/>
-              </w:rPr>
-              <w:t>Concatenación (+)</w:t>
-            </w:r>
-          </w:p>
-        </w:tc>
-        <w:tc>
-          <w:tcPr>
-            <w:tcW w:w="0" w:type="auto"/>
-            <w:hideMark/>
-          </w:tcPr>
-          <w:p>
-            <w:pPr>
-              <w:spacing w:after="160" w:line="259" w:lineRule="auto"/>
-              <w:rPr>
-                <w:rFonts w:ascii="Arial" w:hAnsi="Arial" w:cs="Arial"/>
-                <w:sz w:val="20"/>
-                <w:szCs w:val="20"/>
-              </w:rPr>
-            </w:pPr>
-            <w:r>
-              <w:rPr>
-                <w:rFonts w:ascii="Arial" w:hAnsi="Arial" w:cs="Arial"/>
-                <w:sz w:val="20"/>
-                <w:szCs w:val="20"/>
-              </w:rPr>
-              <w:t>Retorna una nueva lista que es la unión lineal de los elementos de dos listas.</w:t>
-            </w:r>
-          </w:p>
-        </w:tc>
-        <w:tc>
-          <w:tcPr>
-            <w:tcW w:w="0" w:type="auto"/>
-            <w:hideMark/>
-          </w:tcPr>
-          <w:p>
-            <w:pPr>
-              <w:spacing w:after="160" w:line="259" w:lineRule="auto"/>
-              <w:rPr>
-                <w:rFonts w:ascii="Arial" w:hAnsi="Arial" w:cs="Arial"/>
-                <w:sz w:val="20"/>
-                <w:szCs w:val="20"/>
-              </w:rPr>
-            </w:pPr>
-            <w:r>
-              <w:rPr>
-                <w:rFonts w:ascii="Arial" w:hAnsi="Arial" w:cs="Arial"/>
-                <w:sz w:val="20"/>
-                <w:szCs w:val="20"/>
-              </w:rPr>
-              <w:t>L1 = L2 + L3;</w:t>
-            </w:r>
-          </w:p>
-        </w:tc>
-      </w:tr>
-      <w:tr>
-        <w:tc>
-          <w:tcPr>
-            <w:tcW w:w="0" w:type="auto"/>
-            <w:hideMark/>
-          </w:tcPr>
-          <w:p>
-            <w:pPr>
-              <w:spacing w:after="160" w:line="259" w:lineRule="auto"/>
-              <w:rPr>
-                <w:rFonts w:ascii="Arial" w:hAnsi="Arial" w:cs="Arial"/>
-                <w:sz w:val="20"/>
-                <w:szCs w:val="20"/>
-              </w:rPr>
-            </w:pPr>
-            <w:r>
-              <w:rPr>
-                <w:rFonts w:ascii="Arial" w:hAnsi="Arial" w:cs="Arial"/>
-                <w:sz w:val="20"/>
-                <w:szCs w:val="20"/>
-              </w:rPr>
-              <w:t>Asignación (=)</w:t>
-            </w:r>
-          </w:p>
-        </w:tc>
-        <w:tc>
-          <w:tcPr>
-            <w:tcW w:w="0" w:type="auto"/>
-            <w:hideMark/>
-          </w:tcPr>
-          <w:p>
-            <w:pPr>
-              <w:spacing w:after="160" w:line="259" w:lineRule="auto"/>
-              <w:rPr>
-                <w:rFonts w:ascii="Arial" w:hAnsi="Arial" w:cs="Arial"/>
-                <w:sz w:val="20"/>
-                <w:szCs w:val="20"/>
-              </w:rPr>
-            </w:pPr>
-            <w:r>
-              <w:rPr>
-                <w:rFonts w:ascii="Arial" w:hAnsi="Arial" w:cs="Arial"/>
-                <w:sz w:val="20"/>
-                <w:szCs w:val="20"/>
-              </w:rPr>
-              <w:t>Permite asignar todos los valores y el estado de una lista directamente a otra.</w:t>
-            </w:r>
-          </w:p>
-        </w:tc>
-        <w:tc>
-          <w:tcPr>
-            <w:tcW w:w="0" w:type="auto"/>
-            <w:hideMark/>
-          </w:tcPr>
-          <w:p>
-            <w:pPr>
-              <w:spacing w:after="160" w:line="259" w:lineRule="auto"/>
-              <w:rPr>
-                <w:rFonts w:ascii="Arial" w:hAnsi="Arial" w:cs="Arial"/>
-                <w:sz w:val="20"/>
-                <w:szCs w:val="20"/>
-              </w:rPr>
-            </w:pPr>
-            <w:r>
-              <w:rPr>
-                <w:rFonts w:ascii="Arial" w:hAnsi="Arial" w:cs="Arial"/>
-                <w:sz w:val="20"/>
-                <w:szCs w:val="20"/>
-              </w:rPr>
-              <w:t>L1 = L2;</w:t>
-            </w:r>
-          </w:p>
-        </w:tc>
-      </w:tr>
-      <w:tr>
-        <w:tc>
-          <w:tcPr>
-            <w:tcW w:w="0" w:type="auto"/>
-            <w:hideMark/>
-          </w:tcPr>
-          <w:p>
-            <w:pPr>
-              <w:spacing w:after="160" w:line="259" w:lineRule="auto"/>
-              <w:rPr>
-                <w:rFonts w:ascii="Arial" w:hAnsi="Arial" w:cs="Arial"/>
-                <w:sz w:val="20"/>
-                <w:szCs w:val="20"/>
-              </w:rPr>
-            </w:pPr>
-            <w:r>
-              <w:rPr>
-                <w:rFonts w:ascii="Arial" w:hAnsi="Arial" w:cs="Arial"/>
-                <w:sz w:val="20"/>
-                <w:szCs w:val="20"/>
-              </w:rPr>
-              <w:t>Igualdad (==)</w:t>
-            </w:r>
-          </w:p>
-        </w:tc>
-        <w:tc>
-          <w:tcPr>
-            <w:tcW w:w="0" w:type="auto"/>
-            <w:hideMark/>
-          </w:tcPr>
-          <w:p>
-            <w:pPr>
-              <w:spacing w:after="160" w:line="259" w:lineRule="auto"/>
-              <w:rPr>
-                <w:rFonts w:ascii="Arial" w:hAnsi="Arial" w:cs="Arial"/>
-                <w:sz w:val="20"/>
-                <w:szCs w:val="20"/>
-              </w:rPr>
-            </w:pPr>
-            <w:r>
-              <w:rPr>
-                <w:rFonts w:ascii="Arial" w:hAnsi="Arial" w:cs="Arial"/>
-                <w:sz w:val="20"/>
-                <w:szCs w:val="20"/>
-              </w:rPr>
-              <w:t>Retorna verdadero SÓLO si ambas listas tienen los mismos elementos, la misma cantidad, y en el mismo orden exacto.</w:t>
-            </w:r>
-          </w:p>
-        </w:tc>
-        <w:tc>
-          <w:tcPr>
-            <w:tcW w:w="0" w:type="auto"/>
-            <w:hideMark/>
-          </w:tcPr>
-          <w:p>
-            <w:pPr>
-              <w:spacing w:after="160" w:line="259" w:lineRule="auto"/>
-              <w:rPr>
-                <w:rFonts w:ascii="Arial" w:hAnsi="Arial" w:cs="Arial"/>
-                <w:sz w:val="20"/>
-                <w:szCs w:val="20"/>
-              </w:rPr>
-            </w:pPr>
-            <w:r>
-              <w:rPr>
-                <w:rFonts w:ascii="Arial" w:hAnsi="Arial" w:cs="Arial"/>
-                <w:sz w:val="20"/>
-                <w:szCs w:val="20"/>
-              </w:rPr>
-              <w:t>L1 == L2;</w:t>
             </w:r>
           </w:p>
         </w:tc>
